--- a/template/SK-4/ba SK IV TEMPLATE.docx
+++ b/template/SK-4/ba SK IV TEMPLATE.docx
@@ -977,21 +977,21 @@
                 <w:color w:val="000000" w:themeColor="text1"/>
                 <w:lang w:val="en-US"/>
               </w:rPr>
-              <w:t>${nilai_rata2}</w:t>
+              <w:t>$(</w:t>
             </w:r>
             <w:r>
               <w:rPr>
                 <w:color w:val="000000" w:themeColor="text1"/>
                 <w:lang w:val="en-US"/>
               </w:rPr>
-              <w:t/>
+              <w:t>Nilai rata2</w:t>
             </w:r>
             <w:r>
               <w:rPr>
                 <w:color w:val="000000" w:themeColor="text1"/>
                 <w:lang w:val="en-US"/>
               </w:rPr>
-              <w:t/>
+              <w:t>)</w:t>
             </w:r>
           </w:p>
         </w:tc>
@@ -1112,21 +1112,21 @@
                 <w:color w:val="000000" w:themeColor="text1"/>
                 <w:lang w:val="en-US"/>
               </w:rPr>
-              <w:t>${nilai_rata2}</w:t>
+              <w:t>$(</w:t>
             </w:r>
             <w:r>
               <w:rPr>
                 <w:color w:val="000000" w:themeColor="text1"/>
                 <w:lang w:val="en-US"/>
               </w:rPr>
-              <w:t/>
+              <w:t>Nilai rata2</w:t>
             </w:r>
             <w:r>
               <w:rPr>
                 <w:color w:val="000000" w:themeColor="text1"/>
                 <w:lang w:val="en-US"/>
               </w:rPr>
-              <w:t/>
+              <w:t>)</w:t>
             </w:r>
           </w:p>
         </w:tc>
@@ -1236,21 +1236,21 @@
                 <w:color w:val="000000" w:themeColor="text1"/>
                 <w:lang w:val="en-US"/>
               </w:rPr>
-              <w:t>${nilai_rata2}</w:t>
+              <w:t>$(</w:t>
             </w:r>
             <w:r>
               <w:rPr>
                 <w:color w:val="000000" w:themeColor="text1"/>
                 <w:lang w:val="en-US"/>
               </w:rPr>
-              <w:t/>
+              <w:t>Nilai rata2</w:t>
             </w:r>
             <w:r>
               <w:rPr>
                 <w:color w:val="000000" w:themeColor="text1"/>
                 <w:lang w:val="en-US"/>
               </w:rPr>
-              <w:t/>
+              <w:t>)</w:t>
             </w:r>
           </w:p>
         </w:tc>
@@ -1374,21 +1374,21 @@
                 <w:color w:val="000000" w:themeColor="text1"/>
                 <w:lang w:val="en-US"/>
               </w:rPr>
-              <w:t>${nilai_rata2}</w:t>
+              <w:t>$(</w:t>
             </w:r>
             <w:r>
               <w:rPr>
                 <w:color w:val="000000" w:themeColor="text1"/>
                 <w:lang w:val="en-US"/>
               </w:rPr>
-              <w:t/>
+              <w:t>Nilai rata2</w:t>
             </w:r>
             <w:r>
               <w:rPr>
                 <w:color w:val="000000" w:themeColor="text1"/>
                 <w:lang w:val="en-US"/>
               </w:rPr>
-              <w:t/>
+              <w:t>)</w:t>
             </w:r>
           </w:p>
         </w:tc>
@@ -1512,21 +1512,21 @@
                 <w:color w:val="000000" w:themeColor="text1"/>
                 <w:lang w:val="en-US"/>
               </w:rPr>
-              <w:t>${nilai_rata2}</w:t>
+              <w:t>$(</w:t>
             </w:r>
             <w:r>
               <w:rPr>
                 <w:color w:val="000000" w:themeColor="text1"/>
                 <w:lang w:val="en-US"/>
               </w:rPr>
-              <w:t/>
+              <w:t>Nilai rata2</w:t>
             </w:r>
             <w:r>
               <w:rPr>
                 <w:color w:val="000000" w:themeColor="text1"/>
                 <w:lang w:val="en-US"/>
               </w:rPr>
-              <w:t/>
+              <w:t>)</w:t>
             </w:r>
           </w:p>
         </w:tc>
@@ -1654,21 +1654,21 @@
                 <w:color w:val="000000" w:themeColor="text1"/>
                 <w:lang w:val="en-US"/>
               </w:rPr>
-              <w:t>${nilai_rata2}</w:t>
+              <w:t>$(</w:t>
             </w:r>
             <w:r>
               <w:rPr>
                 <w:color w:val="000000" w:themeColor="text1"/>
                 <w:lang w:val="en-US"/>
               </w:rPr>
-              <w:t/>
+              <w:t>Nilai rata2</w:t>
             </w:r>
             <w:r>
               <w:rPr>
                 <w:color w:val="000000" w:themeColor="text1"/>
                 <w:lang w:val="en-US"/>
               </w:rPr>
-              <w:t/>
+              <w:t>)</w:t>
             </w:r>
           </w:p>
         </w:tc>
@@ -3097,16 +3097,51 @@
             <w:r>
               <w:rPr>
                 <w:color w:val="000000" w:themeColor="text1"/>
+                <w:spacing w:val="-10"/>
+              </w:rPr>
+              <w:t>${nama_ketua_pembimbing}</w:t>
+            </w:r>
+            <w:r>
+              <w:rPr>
+                <w:color w:val="000000" w:themeColor="text1"/>
+                <w:spacing w:val="-10"/>
+              </w:rPr>
+              <w:t/>
+            </w:r>
+            <w:r>
+              <w:rPr>
+                <w:color w:val="000000" w:themeColor="text1"/>
+                <w:sz w:val="24"/>
+                <w:szCs w:val="24"/>
+              </w:rPr>
+              <w:t xml:space="preserve"/>
+            </w:r>
+            <w:r>
+              <w:rPr>
+                <w:color w:val="000000" w:themeColor="text1"/>
+                <w:spacing w:val="-3"/>
+                <w:sz w:val="24"/>
+                <w:szCs w:val="24"/>
+              </w:rPr>
+              <w:t xml:space="preserve"/>
+            </w:r>
+            <w:r>
+              <w:rPr>
+                <w:color w:val="000000" w:themeColor="text1"/>
+                <w:spacing w:val="-2"/>
+                <w:sz w:val="24"/>
+                <w:szCs w:val="24"/>
+              </w:rPr>
+              <w:t/>
+            </w:r>
+            <w:r>
+              <w:rPr>
+                <w:color w:val="000000" w:themeColor="text1"/>
+                <w:sz w:val="24"/>
+                <w:szCs w:val="24"/>
                 <w:lang w:val="en-US"/>
               </w:rPr>
-              <w:t>${nama_penguji_i}</w:t>
-            </w:r>
-            <w:r>
-              <w:rPr>
-                <w:color w:val="000000" w:themeColor="text1"/>
-                <w:lang w:val="en-US"/>
-              </w:rPr>
-              <w:t xml:space="preserve"/>
+              <w:t/>
             </w:r>
           </w:p>
         </w:tc>
@@ -3209,16 +3244,53 @@
             <w:r>
               <w:rPr>
                 <w:color w:val="000000" w:themeColor="text1"/>
+                <w:spacing w:val="-10"/>
+              </w:rPr>
+              <w:t>${nama_pembimbing_i}</w:t>
+            </w:r>
+            <w:r>
+              <w:rPr>
+                <w:color w:val="000000" w:themeColor="text1"/>
+                <w:sz w:val="24"/>
+                <w:szCs w:val="24"/>
                 <w:lang w:val="en-US"/>
               </w:rPr>
-              <w:t>${nama_penguji_ii}</w:t>
-            </w:r>
-            <w:r>
-              <w:rPr>
-                <w:color w:val="000000" w:themeColor="text1"/>
+              <w:t xml:space="preserve"/>
+            </w:r>
+            <w:r>
+              <w:rPr>
+                <w:color w:val="000000" w:themeColor="text1"/>
+                <w:sz w:val="24"/>
+                <w:szCs w:val="24"/>
+              </w:rPr>
+              <w:t/>
+            </w:r>
+            <w:r>
+              <w:rPr>
+                <w:color w:val="000000" w:themeColor="text1"/>
+                <w:spacing w:val="-13"/>
+                <w:sz w:val="24"/>
+                <w:szCs w:val="24"/>
+              </w:rPr>
+              <w:t xml:space="preserve"/>
+            </w:r>
+            <w:r>
+              <w:rPr>
+                <w:color w:val="000000" w:themeColor="text1"/>
+                <w:spacing w:val="-5"/>
+                <w:sz w:val="24"/>
+                <w:szCs w:val="24"/>
+              </w:rPr>
+              <w:t/>
+            </w:r>
+            <w:r>
+              <w:rPr>
+                <w:color w:val="000000" w:themeColor="text1"/>
+                <w:sz w:val="24"/>
+                <w:szCs w:val="24"/>
                 <w:lang w:val="en-US"/>
               </w:rPr>
-              <w:t xml:space="preserve"/>
+              <w:t/>
             </w:r>
           </w:p>
         </w:tc>
@@ -3321,16 +3393,53 @@
             <w:r>
               <w:rPr>
                 <w:color w:val="000000" w:themeColor="text1"/>
+                <w:spacing w:val="-10"/>
+              </w:rPr>
+              <w:t>${nama_pembimbing_ii}</w:t>
+            </w:r>
+            <w:r>
+              <w:rPr>
+                <w:color w:val="000000" w:themeColor="text1"/>
+                <w:sz w:val="24"/>
+                <w:szCs w:val="24"/>
                 <w:lang w:val="en-US"/>
               </w:rPr>
-              <w:t>${nama_penguji_iii}</w:t>
-            </w:r>
-            <w:r>
-              <w:rPr>
-                <w:color w:val="000000" w:themeColor="text1"/>
+              <w:t xml:space="preserve"/>
+            </w:r>
+            <w:r>
+              <w:rPr>
+                <w:color w:val="000000" w:themeColor="text1"/>
+                <w:sz w:val="24"/>
+                <w:szCs w:val="24"/>
+              </w:rPr>
+              <w:t/>
+            </w:r>
+            <w:r>
+              <w:rPr>
+                <w:color w:val="000000" w:themeColor="text1"/>
+                <w:spacing w:val="-13"/>
+                <w:sz w:val="24"/>
+                <w:szCs w:val="24"/>
+              </w:rPr>
+              <w:t xml:space="preserve"/>
+            </w:r>
+            <w:r>
+              <w:rPr>
+                <w:color w:val="000000" w:themeColor="text1"/>
+                <w:spacing w:val="-5"/>
+                <w:sz w:val="24"/>
+                <w:szCs w:val="24"/>
+              </w:rPr>
+              <w:t/>
+            </w:r>
+            <w:r>
+              <w:rPr>
+                <w:color w:val="000000" w:themeColor="text1"/>
+                <w:sz w:val="24"/>
+                <w:szCs w:val="24"/>
                 <w:lang w:val="en-US"/>
               </w:rPr>
-              <w:t xml:space="preserve"/>
+              <w:t/>
             </w:r>
           </w:p>
         </w:tc>
@@ -3434,9 +3543,35 @@
             <w:r>
               <w:rPr>
                 <w:color w:val="000000" w:themeColor="text1"/>
+                <w:spacing w:val="-10"/>
+              </w:rPr>
+              <w:t>${nama_penguji_i}</w:t>
+            </w:r>
+            <w:r>
+              <w:rPr>
+                <w:color w:val="000000" w:themeColor="text1"/>
+                <w:sz w:val="24"/>
+                <w:szCs w:val="24"/>
                 <w:lang w:val="en-US"/>
               </w:rPr>
-              <w:t>…………………………</w:t>
+              <w:t xml:space="preserve"/>
+            </w:r>
+            <w:r>
+              <w:rPr>
+                <w:color w:val="000000" w:themeColor="text1"/>
+                <w:sz w:val="24"/>
+                <w:szCs w:val="24"/>
+              </w:rPr>
+              <w:t/>
+            </w:r>
+            <w:r>
+              <w:rPr>
+                <w:color w:val="000000" w:themeColor="text1"/>
+                <w:sz w:val="24"/>
+                <w:szCs w:val="24"/>
+                <w:lang w:val="en-US"/>
+              </w:rPr>
+              <w:t/>
             </w:r>
           </w:p>
         </w:tc>
@@ -3458,7 +3593,7 @@
                 <w:color w:val="000000" w:themeColor="text1"/>
                 <w:spacing w:val="-2"/>
               </w:rPr>
-              <w:t>(Penguji-1)</w:t>
+              <w:t>(Penguji)</w:t>
             </w:r>
           </w:p>
         </w:tc>
@@ -3526,9 +3661,35 @@
             <w:r>
               <w:rPr>
                 <w:color w:val="000000" w:themeColor="text1"/>
+                <w:spacing w:val="-10"/>
+              </w:rPr>
+              <w:t>${nama_penguji_i}</w:t>
+            </w:r>
+            <w:r>
+              <w:rPr>
+                <w:color w:val="000000" w:themeColor="text1"/>
+                <w:sz w:val="24"/>
+                <w:szCs w:val="24"/>
                 <w:lang w:val="en-US"/>
               </w:rPr>
-              <w:t>…………………………</w:t>
+              <w:t xml:space="preserve"/>
+            </w:r>
+            <w:r>
+              <w:rPr>
+                <w:color w:val="000000" w:themeColor="text1"/>
+                <w:sz w:val="24"/>
+                <w:szCs w:val="24"/>
+              </w:rPr>
+              <w:t/>
+            </w:r>
+            <w:r>
+              <w:rPr>
+                <w:color w:val="000000" w:themeColor="text1"/>
+                <w:sz w:val="24"/>
+                <w:szCs w:val="24"/>
+                <w:lang w:val="en-US"/>
+              </w:rPr>
+              <w:t/>
             </w:r>
           </w:p>
         </w:tc>
@@ -3550,7 +3711,7 @@
                 <w:color w:val="000000" w:themeColor="text1"/>
                 <w:spacing w:val="-2"/>
               </w:rPr>
-              <w:t>(Penguji-2)</w:t>
+              <w:t>(Penguji)</w:t>
             </w:r>
           </w:p>
         </w:tc>
@@ -3572,7 +3733,7 @@
                 <w:color w:val="000000" w:themeColor="text1"/>
                 <w:spacing w:val="-2"/>
               </w:rPr>
-              <w:t/>
+              <w:t>${signature}</w:t>
             </w:r>
           </w:p>
         </w:tc>

--- a/template/SK-4/ba SK IV TEMPLATE.docx
+++ b/template/SK-4/ba SK IV TEMPLATE.docx
@@ -977,21 +977,21 @@
                 <w:color w:val="000000" w:themeColor="text1"/>
                 <w:lang w:val="en-US"/>
               </w:rPr>
-              <w:t>$(</w:t>
+              <w:t>${nilai_1}</w:t>
             </w:r>
             <w:r>
               <w:rPr>
                 <w:color w:val="000000" w:themeColor="text1"/>
                 <w:lang w:val="en-US"/>
               </w:rPr>
-              <w:t>Nilai rata2</w:t>
+              <w:t/>
             </w:r>
             <w:r>
               <w:rPr>
                 <w:color w:val="000000" w:themeColor="text1"/>
                 <w:lang w:val="en-US"/>
               </w:rPr>
-              <w:t>)</w:t>
+              <w:t/>
             </w:r>
           </w:p>
         </w:tc>
@@ -1112,21 +1112,21 @@
                 <w:color w:val="000000" w:themeColor="text1"/>
                 <w:lang w:val="en-US"/>
               </w:rPr>
-              <w:t>$(</w:t>
+              <w:t>${nilai_2}</w:t>
             </w:r>
             <w:r>
               <w:rPr>
                 <w:color w:val="000000" w:themeColor="text1"/>
                 <w:lang w:val="en-US"/>
               </w:rPr>
-              <w:t>Nilai rata2</w:t>
+              <w:t/>
             </w:r>
             <w:r>
               <w:rPr>
                 <w:color w:val="000000" w:themeColor="text1"/>
                 <w:lang w:val="en-US"/>
               </w:rPr>
-              <w:t>)</w:t>
+              <w:t/>
             </w:r>
           </w:p>
         </w:tc>
@@ -1236,21 +1236,21 @@
                 <w:color w:val="000000" w:themeColor="text1"/>
                 <w:lang w:val="en-US"/>
               </w:rPr>
-              <w:t>$(</w:t>
+              <w:t>${nilai_3}</w:t>
             </w:r>
             <w:r>
               <w:rPr>
                 <w:color w:val="000000" w:themeColor="text1"/>
                 <w:lang w:val="en-US"/>
               </w:rPr>
-              <w:t>Nilai rata2</w:t>
+              <w:t/>
             </w:r>
             <w:r>
               <w:rPr>
                 <w:color w:val="000000" w:themeColor="text1"/>
                 <w:lang w:val="en-US"/>
               </w:rPr>
-              <w:t>)</w:t>
+              <w:t/>
             </w:r>
           </w:p>
         </w:tc>
@@ -1374,21 +1374,21 @@
                 <w:color w:val="000000" w:themeColor="text1"/>
                 <w:lang w:val="en-US"/>
               </w:rPr>
-              <w:t>$(</w:t>
+              <w:t>${nilai_4}</w:t>
             </w:r>
             <w:r>
               <w:rPr>
                 <w:color w:val="000000" w:themeColor="text1"/>
                 <w:lang w:val="en-US"/>
               </w:rPr>
-              <w:t>Nilai rata2</w:t>
+              <w:t/>
             </w:r>
             <w:r>
               <w:rPr>
                 <w:color w:val="000000" w:themeColor="text1"/>
                 <w:lang w:val="en-US"/>
               </w:rPr>
-              <w:t>)</w:t>
+              <w:t/>
             </w:r>
           </w:p>
         </w:tc>
@@ -1512,21 +1512,21 @@
                 <w:color w:val="000000" w:themeColor="text1"/>
                 <w:lang w:val="en-US"/>
               </w:rPr>
-              <w:t>$(</w:t>
+              <w:t>${nilai_5}</w:t>
             </w:r>
             <w:r>
               <w:rPr>
                 <w:color w:val="000000" w:themeColor="text1"/>
                 <w:lang w:val="en-US"/>
               </w:rPr>
-              <w:t>Nilai rata2</w:t>
+              <w:t/>
             </w:r>
             <w:r>
               <w:rPr>
                 <w:color w:val="000000" w:themeColor="text1"/>
                 <w:lang w:val="en-US"/>
               </w:rPr>
-              <w:t>)</w:t>
+              <w:t/>
             </w:r>
           </w:p>
         </w:tc>
@@ -1654,21 +1654,21 @@
                 <w:color w:val="000000" w:themeColor="text1"/>
                 <w:lang w:val="en-US"/>
               </w:rPr>
-              <w:t>$(</w:t>
+              <w:t>${nilai_6}</w:t>
             </w:r>
             <w:r>
               <w:rPr>
                 <w:color w:val="000000" w:themeColor="text1"/>
                 <w:lang w:val="en-US"/>
               </w:rPr>
-              <w:t>Nilai rata2</w:t>
+              <w:t/>
             </w:r>
             <w:r>
               <w:rPr>
                 <w:color w:val="000000" w:themeColor="text1"/>
                 <w:lang w:val="en-US"/>
               </w:rPr>
-              <w:t>)</w:t>
+              <w:t/>
             </w:r>
           </w:p>
         </w:tc>

--- a/template/SK-4/ba SK IV TEMPLATE.docx
+++ b/template/SK-4/ba SK IV TEMPLATE.docx
@@ -1,6 +1,6 @@
 
 <file path=word/document.xml><?xml version="1.0" encoding="utf-8"?>
-<w:document xmlns:wpc="http://schemas.microsoft.com/office/word/2010/wordprocessingCanvas" xmlns:cx="http://schemas.microsoft.com/office/drawing/2014/chartex" xmlns:cx1="http://schemas.microsoft.com/office/drawing/2015/9/8/chartex" xmlns:cx2="http://schemas.microsoft.com/office/drawing/2015/10/21/chartex" xmlns:cx3="http://schemas.microsoft.com/office/drawing/2016/5/9/chartex" xmlns:cx4="http://schemas.microsoft.com/office/drawing/2016/5/10/chartex" xmlns:cx5="http://schemas.microsoft.com/office/drawing/2016/5/11/chartex" xmlns:cx6="http://schemas.microsoft.com/office/drawing/2016/5/12/chartex" xmlns:cx7="http://schemas.microsoft.com/office/drawing/2016/5/13/chartex" xmlns:cx8="http://schemas.microsoft.com/office/drawing/2016/5/14/chartex" xmlns:mc="http://schemas.openxmlformats.org/markup-compatibility/2006" xmlns:aink="http://schemas.microsoft.com/office/drawing/2016/ink" xmlns:am3d="http://schemas.microsoft.com/office/drawing/2017/model3d" xmlns:o="urn:schemas-microsoft-com:office:office" xmlns:oel="http://schemas.microsoft.com/office/2019/extlst" xmlns:r="http://schemas.openxmlformats.org/officeDocument/2006/relationships" xmlns:m="http://schemas.openxmlformats.org/officeDocument/2006/math" xmlns:v="urn:schemas-microsoft-com:vml" xmlns:wp14="http://schemas.microsoft.com/office/word/2010/wordprocessingDrawing" xmlns:wp="http://schemas.openxmlformats.org/drawingml/2006/wordprocessingDrawing" xmlns:w10="urn:schemas-microsoft-com:office:word" xmlns:w="http://schemas.openxmlformats.org/wordprocessingml/2006/main" xmlns:w14="http://schemas.microsoft.com/office/word/2010/wordml" xmlns:w15="http://schemas.microsoft.com/office/word/2012/wordml" xmlns:w16cex="http://schemas.microsoft.com/office/word/2018/wordml/cex" xmlns:w16cid="http://schemas.microsoft.com/office/word/2016/wordml/cid" xmlns:w16="http://schemas.microsoft.com/office/word/2018/wordml" xmlns:w16du="http://schemas.microsoft.com/office/word/2023/wordml/word16du" xmlns:w16sdtdh="http://schemas.microsoft.com/office/word/2020/wordml/sdtdatahash" xmlns:w16sdtfl="http://schemas.microsoft.com/office/word/2024/wordml/sdtformatlock" xmlns:w16se="http://schemas.microsoft.com/office/word/2015/wordml/symex" xmlns:wpg="http://schemas.microsoft.com/office/word/2010/wordprocessingGroup" xmlns:wpi="http://schemas.microsoft.com/office/word/2010/wordprocessingInk" xmlns:wne="http://schemas.microsoft.com/office/word/2006/wordml" xmlns:wps="http://schemas.microsoft.com/office/word/2010/wordprocessingShape" mc:Ignorable="w14 w15 w16se w16cid w16 w16cex w16sdtdh w16sdtfl w16du wp14">
+<w:document xmlns:wpc="http://schemas.microsoft.com/office/word/2010/wordprocessingCanvas" xmlns:cx="http://schemas.microsoft.com/office/drawing/2014/chartex" xmlns:mc="http://schemas.openxmlformats.org/markup-compatibility/2006" xmlns:o="urn:schemas-microsoft-com:office:office" xmlns:r="http://schemas.openxmlformats.org/officeDocument/2006/relationships" xmlns:m="http://schemas.openxmlformats.org/officeDocument/2006/math" xmlns:v="urn:schemas-microsoft-com:vml" xmlns:wp14="http://schemas.microsoft.com/office/word/2010/wordprocessingDrawing" xmlns:wp="http://schemas.openxmlformats.org/drawingml/2006/wordprocessingDrawing" xmlns:w10="urn:schemas-microsoft-com:office:word" xmlns:w="http://schemas.openxmlformats.org/wordprocessingml/2006/main" xmlns:w14="http://schemas.microsoft.com/office/word/2010/wordml" xmlns:w15="http://schemas.microsoft.com/office/word/2012/wordml" xmlns:w16se="http://schemas.microsoft.com/office/word/2015/wordml/symex" xmlns:wpg="http://schemas.microsoft.com/office/word/2010/wordprocessingGroup" xmlns:wpi="http://schemas.microsoft.com/office/word/2010/wordprocessingInk" xmlns:wne="http://schemas.microsoft.com/office/word/2006/wordml" xmlns:wps="http://schemas.microsoft.com/office/word/2010/wordprocessingShape" mc:Ignorable="w14 w15 w16se wp14">
   <w:body>
     <w:p>
       <w:pPr>
@@ -234,6 +234,30 @@
               </w:rPr>
               <w:t/>
             </w:r>
+            <w:proofErr w:type="spellStart"/>
+            <w:r>
+              <w:rPr>
+                <w:rFonts w:ascii="Tahoma-Bold" w:hAnsi="Tahoma-Bold"/>
+                <w:b/>
+                <w:bCs/>
+                <w:color w:val="000000" w:themeColor="text1"/>
+                <w:sz w:val="20"/>
+                <w:szCs w:val="20"/>
+              </w:rPr>
+              <w:t/>
+            </w:r>
+            <w:proofErr w:type="spellEnd"/>
+            <w:r>
+              <w:rPr>
+                <w:rFonts w:ascii="Tahoma-Bold" w:hAnsi="Tahoma-Bold"/>
+                <w:b/>
+                <w:bCs/>
+                <w:color w:val="000000" w:themeColor="text1"/>
+                <w:sz w:val="20"/>
+                <w:szCs w:val="20"/>
+              </w:rPr>
+              <w:t/>
+            </w:r>
           </w:p>
           <w:p>
             <w:pPr>
@@ -447,6 +471,66 @@
               </w:rPr>
               <w:t/>
             </w:r>
+            <w:proofErr w:type="spellStart"/>
+            <w:r>
+              <w:rPr>
+                <w:rFonts w:ascii="Segoe UI" w:hAnsi="Segoe UI" w:cs="Segoe UI"/>
+                <w:color w:val="000000" w:themeColor="text1"/>
+                <w:shd w:val="clear" w:color="auto" w:fill="FFFFFF"/>
+                <w:lang w:val="en-US"/>
+              </w:rPr>
+              <w:t/>
+            </w:r>
+            <w:proofErr w:type="spellEnd"/>
+            <w:r>
+              <w:rPr>
+                <w:rFonts w:ascii="Segoe UI" w:hAnsi="Segoe UI" w:cs="Segoe UI"/>
+                <w:color w:val="000000" w:themeColor="text1"/>
+                <w:shd w:val="clear" w:color="auto" w:fill="FFFFFF"/>
+                <w:lang w:val="en-US"/>
+              </w:rPr>
+              <w:t xml:space="preserve"/>
+            </w:r>
+            <w:proofErr w:type="spellStart"/>
+            <w:r>
+              <w:rPr>
+                <w:rFonts w:ascii="Segoe UI" w:hAnsi="Segoe UI" w:cs="Segoe UI"/>
+                <w:color w:val="000000" w:themeColor="text1"/>
+                <w:shd w:val="clear" w:color="auto" w:fill="FFFFFF"/>
+                <w:lang w:val="en-US"/>
+              </w:rPr>
+              <w:t/>
+            </w:r>
+            <w:proofErr w:type="spellEnd"/>
+            <w:r>
+              <w:rPr>
+                <w:rFonts w:ascii="Segoe UI" w:hAnsi="Segoe UI" w:cs="Segoe UI"/>
+                <w:color w:val="000000" w:themeColor="text1"/>
+                <w:shd w:val="clear" w:color="auto" w:fill="FFFFFF"/>
+                <w:lang w:val="en-US"/>
+              </w:rPr>
+              <w:t xml:space="preserve"/>
+            </w:r>
+            <w:proofErr w:type="spellStart"/>
+            <w:r>
+              <w:rPr>
+                <w:rFonts w:ascii="Segoe UI" w:hAnsi="Segoe UI" w:cs="Segoe UI"/>
+                <w:color w:val="000000" w:themeColor="text1"/>
+                <w:shd w:val="clear" w:color="auto" w:fill="FFFFFF"/>
+                <w:lang w:val="en-US"/>
+              </w:rPr>
+              <w:t/>
+            </w:r>
+            <w:proofErr w:type="spellEnd"/>
+            <w:r>
+              <w:rPr>
+                <w:rFonts w:ascii="Segoe UI" w:hAnsi="Segoe UI" w:cs="Segoe UI"/>
+                <w:color w:val="000000" w:themeColor="text1"/>
+                <w:shd w:val="clear" w:color="auto" w:fill="FFFFFF"/>
+                <w:lang w:val="en-US"/>
+              </w:rPr>
+              <w:t/>
+            </w:r>
           </w:p>
         </w:tc>
       </w:tr>
@@ -565,6 +649,46 @@
               </w:rPr>
               <w:t/>
             </w:r>
+            <w:proofErr w:type="spellStart"/>
+            <w:r>
+              <w:rPr>
+                <w:rFonts w:ascii="Segoe UI" w:hAnsi="Segoe UI" w:cs="Segoe UI"/>
+                <w:color w:val="000000" w:themeColor="text1"/>
+                <w:shd w:val="clear" w:color="auto" w:fill="FFFFFF"/>
+                <w:lang w:val="en-US"/>
+              </w:rPr>
+              <w:t/>
+            </w:r>
+            <w:proofErr w:type="spellEnd"/>
+            <w:r>
+              <w:rPr>
+                <w:rFonts w:ascii="Segoe UI" w:hAnsi="Segoe UI" w:cs="Segoe UI"/>
+                <w:color w:val="000000" w:themeColor="text1"/>
+                <w:shd w:val="clear" w:color="auto" w:fill="FFFFFF"/>
+                <w:lang w:val="en-US"/>
+              </w:rPr>
+              <w:t xml:space="preserve"/>
+            </w:r>
+            <w:proofErr w:type="spellStart"/>
+            <w:r>
+              <w:rPr>
+                <w:rFonts w:ascii="Segoe UI" w:hAnsi="Segoe UI" w:cs="Segoe UI"/>
+                <w:color w:val="000000" w:themeColor="text1"/>
+                <w:shd w:val="clear" w:color="auto" w:fill="FFFFFF"/>
+                <w:lang w:val="en-US"/>
+              </w:rPr>
+              <w:t/>
+            </w:r>
+            <w:proofErr w:type="spellEnd"/>
+            <w:r>
+              <w:rPr>
+                <w:rFonts w:ascii="Segoe UI" w:hAnsi="Segoe UI" w:cs="Segoe UI"/>
+                <w:color w:val="000000" w:themeColor="text1"/>
+                <w:shd w:val="clear" w:color="auto" w:fill="FFFFFF"/>
+                <w:lang w:val="en-US"/>
+              </w:rPr>
+              <w:t xml:space="preserve"/>
+            </w:r>
           </w:p>
         </w:tc>
       </w:tr>
@@ -673,6 +797,46 @@
                 <w:lang w:val="en-US"/>
               </w:rPr>
               <w:t/>
+            </w:r>
+            <w:proofErr w:type="spellStart"/>
+            <w:r>
+              <w:rPr>
+                <w:rFonts w:ascii="Segoe UI" w:hAnsi="Segoe UI" w:cs="Segoe UI"/>
+                <w:color w:val="000000" w:themeColor="text1"/>
+                <w:shd w:val="clear" w:color="auto" w:fill="FFFFFF"/>
+                <w:lang w:val="en-US"/>
+              </w:rPr>
+              <w:t/>
+            </w:r>
+            <w:proofErr w:type="spellEnd"/>
+            <w:r>
+              <w:rPr>
+                <w:rFonts w:ascii="Segoe UI" w:hAnsi="Segoe UI" w:cs="Segoe UI"/>
+                <w:color w:val="000000" w:themeColor="text1"/>
+                <w:shd w:val="clear" w:color="auto" w:fill="FFFFFF"/>
+                <w:lang w:val="en-US"/>
+              </w:rPr>
+              <w:t xml:space="preserve"/>
+            </w:r>
+            <w:proofErr w:type="spellStart"/>
+            <w:r>
+              <w:rPr>
+                <w:rFonts w:ascii="Segoe UI" w:hAnsi="Segoe UI" w:cs="Segoe UI"/>
+                <w:color w:val="000000" w:themeColor="text1"/>
+                <w:shd w:val="clear" w:color="auto" w:fill="FFFFFF"/>
+                <w:lang w:val="en-US"/>
+              </w:rPr>
+              <w:t/>
+            </w:r>
+            <w:proofErr w:type="spellEnd"/>
+            <w:r>
+              <w:rPr>
+                <w:rFonts w:ascii="Segoe UI" w:hAnsi="Segoe UI" w:cs="Segoe UI"/>
+                <w:color w:val="000000" w:themeColor="text1"/>
+                <w:shd w:val="clear" w:color="auto" w:fill="FFFFFF"/>
+                <w:lang w:val="en-US"/>
+              </w:rPr>
+              <w:t xml:space="preserve"/>
             </w:r>
           </w:p>
         </w:tc>
@@ -955,7 +1119,23 @@
                 <w:color w:val="000000" w:themeColor="text1"/>
                 <w:lang w:val="en-US"/>
               </w:rPr>
-              <w:t xml:space="preserve"> (Ketua)</w:t>
+              <w:t xml:space="preserve"> (</w:t>
+            </w:r>
+            <w:proofErr w:type="spellStart"/>
+            <w:r>
+              <w:rPr>
+                <w:color w:val="000000" w:themeColor="text1"/>
+                <w:lang w:val="en-US"/>
+              </w:rPr>
+              <w:t>Ketua</w:t>
+            </w:r>
+            <w:proofErr w:type="spellEnd"/>
+            <w:r>
+              <w:rPr>
+                <w:color w:val="000000" w:themeColor="text1"/>
+                <w:lang w:val="en-US"/>
+              </w:rPr>
+              <w:t>)</w:t>
             </w:r>
           </w:p>
         </w:tc>
@@ -978,20 +1158,6 @@
                 <w:lang w:val="en-US"/>
               </w:rPr>
               <w:t>${nilai_1}</w:t>
-            </w:r>
-            <w:r>
-              <w:rPr>
-                <w:color w:val="000000" w:themeColor="text1"/>
-                <w:lang w:val="en-US"/>
-              </w:rPr>
-              <w:t/>
-            </w:r>
-            <w:r>
-              <w:rPr>
-                <w:color w:val="000000" w:themeColor="text1"/>
-                <w:lang w:val="en-US"/>
-              </w:rPr>
-              <w:t/>
             </w:r>
           </w:p>
         </w:tc>
@@ -1114,20 +1280,6 @@
               </w:rPr>
               <w:t>${nilai_2}</w:t>
             </w:r>
-            <w:r>
-              <w:rPr>
-                <w:color w:val="000000" w:themeColor="text1"/>
-                <w:lang w:val="en-US"/>
-              </w:rPr>
-              <w:t/>
-            </w:r>
-            <w:r>
-              <w:rPr>
-                <w:color w:val="000000" w:themeColor="text1"/>
-                <w:lang w:val="en-US"/>
-              </w:rPr>
-              <w:t/>
-            </w:r>
           </w:p>
         </w:tc>
         <w:tc>
@@ -1238,20 +1390,6 @@
               </w:rPr>
               <w:t>${nilai_3}</w:t>
             </w:r>
-            <w:r>
-              <w:rPr>
-                <w:color w:val="000000" w:themeColor="text1"/>
-                <w:lang w:val="en-US"/>
-              </w:rPr>
-              <w:t/>
-            </w:r>
-            <w:r>
-              <w:rPr>
-                <w:color w:val="000000" w:themeColor="text1"/>
-                <w:lang w:val="en-US"/>
-              </w:rPr>
-              <w:t/>
-            </w:r>
           </w:p>
         </w:tc>
         <w:tc>
@@ -1376,20 +1514,6 @@
               </w:rPr>
               <w:t>${nilai_4}</w:t>
             </w:r>
-            <w:r>
-              <w:rPr>
-                <w:color w:val="000000" w:themeColor="text1"/>
-                <w:lang w:val="en-US"/>
-              </w:rPr>
-              <w:t/>
-            </w:r>
-            <w:r>
-              <w:rPr>
-                <w:color w:val="000000" w:themeColor="text1"/>
-                <w:lang w:val="en-US"/>
-              </w:rPr>
-              <w:t/>
-            </w:r>
           </w:p>
         </w:tc>
         <w:tc>
@@ -1514,20 +1638,6 @@
               </w:rPr>
               <w:t>${nilai_5}</w:t>
             </w:r>
-            <w:r>
-              <w:rPr>
-                <w:color w:val="000000" w:themeColor="text1"/>
-                <w:lang w:val="en-US"/>
-              </w:rPr>
-              <w:t/>
-            </w:r>
-            <w:r>
-              <w:rPr>
-                <w:color w:val="000000" w:themeColor="text1"/>
-                <w:lang w:val="en-US"/>
-              </w:rPr>
-              <w:t/>
-            </w:r>
           </w:p>
         </w:tc>
         <w:tc>
@@ -1655,20 +1765,6 @@
                 <w:lang w:val="en-US"/>
               </w:rPr>
               <w:t>${nilai_6}</w:t>
-            </w:r>
-            <w:r>
-              <w:rPr>
-                <w:color w:val="000000" w:themeColor="text1"/>
-                <w:lang w:val="en-US"/>
-              </w:rPr>
-              <w:t/>
-            </w:r>
-            <w:r>
-              <w:rPr>
-                <w:color w:val="000000" w:themeColor="text1"/>
-                <w:lang w:val="en-US"/>
-              </w:rPr>
-              <w:t/>
             </w:r>
           </w:p>
         </w:tc>
@@ -3111,8 +3207,6 @@
             <w:r>
               <w:rPr>
                 <w:color w:val="000000" w:themeColor="text1"/>
-                <w:sz w:val="24"/>
-                <w:szCs w:val="24"/>
               </w:rPr>
               <w:t xml:space="preserve"/>
             </w:r>
@@ -3120,8 +3214,6 @@
               <w:rPr>
                 <w:color w:val="000000" w:themeColor="text1"/>
                 <w:spacing w:val="-3"/>
-                <w:sz w:val="24"/>
-                <w:szCs w:val="24"/>
               </w:rPr>
               <w:t xml:space="preserve"/>
             </w:r>
@@ -3129,16 +3221,12 @@
               <w:rPr>
                 <w:color w:val="000000" w:themeColor="text1"/>
                 <w:spacing w:val="-2"/>
-                <w:sz w:val="24"/>
-                <w:szCs w:val="24"/>
               </w:rPr>
               <w:t/>
             </w:r>
             <w:r>
               <w:rPr>
                 <w:color w:val="000000" w:themeColor="text1"/>
-                <w:sz w:val="24"/>
-                <w:szCs w:val="24"/>
                 <w:lang w:val="en-US"/>
               </w:rPr>
               <w:t/>
@@ -3251,8 +3339,6 @@
             <w:r>
               <w:rPr>
                 <w:color w:val="000000" w:themeColor="text1"/>
-                <w:sz w:val="24"/>
-                <w:szCs w:val="24"/>
                 <w:lang w:val="en-US"/>
               </w:rPr>
               <w:t xml:space="preserve"/>
@@ -3260,8 +3346,6 @@
             <w:r>
               <w:rPr>
                 <w:color w:val="000000" w:themeColor="text1"/>
-                <w:sz w:val="24"/>
-                <w:szCs w:val="24"/>
               </w:rPr>
               <w:t/>
             </w:r>
@@ -3269,8 +3353,6 @@
               <w:rPr>
                 <w:color w:val="000000" w:themeColor="text1"/>
                 <w:spacing w:val="-13"/>
-                <w:sz w:val="24"/>
-                <w:szCs w:val="24"/>
               </w:rPr>
               <w:t xml:space="preserve"/>
             </w:r>
@@ -3278,16 +3360,12 @@
               <w:rPr>
                 <w:color w:val="000000" w:themeColor="text1"/>
                 <w:spacing w:val="-5"/>
-                <w:sz w:val="24"/>
-                <w:szCs w:val="24"/>
               </w:rPr>
               <w:t/>
             </w:r>
             <w:r>
               <w:rPr>
                 <w:color w:val="000000" w:themeColor="text1"/>
-                <w:sz w:val="24"/>
-                <w:szCs w:val="24"/>
                 <w:lang w:val="en-US"/>
               </w:rPr>
               <w:t/>
@@ -3400,8 +3478,6 @@
             <w:r>
               <w:rPr>
                 <w:color w:val="000000" w:themeColor="text1"/>
-                <w:sz w:val="24"/>
-                <w:szCs w:val="24"/>
                 <w:lang w:val="en-US"/>
               </w:rPr>
               <w:t xml:space="preserve"/>
@@ -3409,8 +3485,6 @@
             <w:r>
               <w:rPr>
                 <w:color w:val="000000" w:themeColor="text1"/>
-                <w:sz w:val="24"/>
-                <w:szCs w:val="24"/>
               </w:rPr>
               <w:t/>
             </w:r>
@@ -3418,8 +3492,6 @@
               <w:rPr>
                 <w:color w:val="000000" w:themeColor="text1"/>
                 <w:spacing w:val="-13"/>
-                <w:sz w:val="24"/>
-                <w:szCs w:val="24"/>
               </w:rPr>
               <w:t xml:space="preserve"/>
             </w:r>
@@ -3427,16 +3499,12 @@
               <w:rPr>
                 <w:color w:val="000000" w:themeColor="text1"/>
                 <w:spacing w:val="-5"/>
-                <w:sz w:val="24"/>
-                <w:szCs w:val="24"/>
               </w:rPr>
               <w:t/>
             </w:r>
             <w:r>
               <w:rPr>
                 <w:color w:val="000000" w:themeColor="text1"/>
-                <w:sz w:val="24"/>
-                <w:szCs w:val="24"/>
                 <w:lang w:val="en-US"/>
               </w:rPr>
               <w:t/>
@@ -3550,8 +3618,6 @@
             <w:r>
               <w:rPr>
                 <w:color w:val="000000" w:themeColor="text1"/>
-                <w:sz w:val="24"/>
-                <w:szCs w:val="24"/>
                 <w:lang w:val="en-US"/>
               </w:rPr>
               <w:t xml:space="preserve"/>
@@ -3559,16 +3625,12 @@
             <w:r>
               <w:rPr>
                 <w:color w:val="000000" w:themeColor="text1"/>
-                <w:sz w:val="24"/>
-                <w:szCs w:val="24"/>
               </w:rPr>
               <w:t/>
             </w:r>
             <w:r>
               <w:rPr>
                 <w:color w:val="000000" w:themeColor="text1"/>
-                <w:sz w:val="24"/>
-                <w:szCs w:val="24"/>
                 <w:lang w:val="en-US"/>
               </w:rPr>
               <w:t/>
@@ -3668,8 +3730,6 @@
             <w:r>
               <w:rPr>
                 <w:color w:val="000000" w:themeColor="text1"/>
-                <w:sz w:val="24"/>
-                <w:szCs w:val="24"/>
                 <w:lang w:val="en-US"/>
               </w:rPr>
               <w:t xml:space="preserve"/>
@@ -3677,16 +3737,12 @@
             <w:r>
               <w:rPr>
                 <w:color w:val="000000" w:themeColor="text1"/>
-                <w:sz w:val="24"/>
-                <w:szCs w:val="24"/>
               </w:rPr>
               <w:t/>
             </w:r>
             <w:r>
               <w:rPr>
                 <w:color w:val="000000" w:themeColor="text1"/>
-                <w:sz w:val="24"/>
-                <w:szCs w:val="24"/>
                 <w:lang w:val="en-US"/>
               </w:rPr>
               <w:t/>
@@ -3791,13 +3847,47 @@
                 <w:sz w:val="22"/>
               </w:rPr>
             </w:pPr>
+            <w:proofErr w:type="spellStart"/>
             <w:r>
               <w:rPr>
                 <w:color w:val="000000" w:themeColor="text1"/>
                 <w:sz w:val="22"/>
               </w:rPr>
-              <w:t>Ketua Program Studi Doktor</w:t>
-            </w:r>
+              <w:t>Ketua</w:t>
+            </w:r>
+            <w:proofErr w:type="spellEnd"/>
+            <w:r>
+              <w:rPr>
+                <w:color w:val="000000" w:themeColor="text1"/>
+                <w:sz w:val="22"/>
+              </w:rPr>
+              <w:t xml:space="preserve"> Program </w:t>
+            </w:r>
+            <w:proofErr w:type="spellStart"/>
+            <w:r>
+              <w:rPr>
+                <w:color w:val="000000" w:themeColor="text1"/>
+                <w:sz w:val="22"/>
+              </w:rPr>
+              <w:t>Studi</w:t>
+            </w:r>
+            <w:proofErr w:type="spellEnd"/>
+            <w:r>
+              <w:rPr>
+                <w:color w:val="000000" w:themeColor="text1"/>
+                <w:sz w:val="22"/>
+              </w:rPr>
+              <w:t xml:space="preserve"> </w:t>
+            </w:r>
+            <w:proofErr w:type="spellStart"/>
+            <w:r>
+              <w:rPr>
+                <w:color w:val="000000" w:themeColor="text1"/>
+                <w:sz w:val="22"/>
+              </w:rPr>
+              <w:t>Doktor</w:t>
+            </w:r>
+            <w:proofErr w:type="spellEnd"/>
           </w:p>
           <w:p>
             <w:pPr>
@@ -3808,13 +3898,31 @@
                 <w:sz w:val="22"/>
               </w:rPr>
             </w:pPr>
+            <w:proofErr w:type="spellStart"/>
             <w:r>
               <w:rPr>
                 <w:color w:val="000000" w:themeColor="text1"/>
                 <w:sz w:val="22"/>
               </w:rPr>
-              <w:t>Teknik Geofisika</w:t>
-            </w:r>
+              <w:t>Teknik</w:t>
+            </w:r>
+            <w:proofErr w:type="spellEnd"/>
+            <w:r>
+              <w:rPr>
+                <w:color w:val="000000" w:themeColor="text1"/>
+                <w:sz w:val="22"/>
+              </w:rPr>
+              <w:t xml:space="preserve"> </w:t>
+            </w:r>
+            <w:proofErr w:type="spellStart"/>
+            <w:r>
+              <w:rPr>
+                <w:color w:val="000000" w:themeColor="text1"/>
+                <w:sz w:val="22"/>
+              </w:rPr>
+              <w:t>Geofisika</w:t>
+            </w:r>
+            <w:proofErr w:type="spellEnd"/>
           </w:p>
           <w:p>
             <w:pPr>
@@ -3894,8 +4002,9 @@
                 <w:sz w:val="22"/>
                 <w:u w:val="single"/>
               </w:rPr>
-              <w:t/>
-            </w:r>
+              <w:t xml:space="preserve"/>
+            </w:r>
+            <w:proofErr w:type="spellStart"/>
             <w:r>
               <w:rPr>
                 <w:b/>
@@ -3906,6 +4015,17 @@
               </w:rPr>
               <w:t/>
             </w:r>
+            <w:proofErr w:type="spellEnd"/>
+            <w:r>
+              <w:rPr>
+                <w:b/>
+                <w:bCs/>
+                <w:color w:val="000000" w:themeColor="text1"/>
+                <w:sz w:val="22"/>
+                <w:u w:val="single"/>
+              </w:rPr>
+              <w:t/>
+            </w:r>
           </w:p>
           <w:p>
             <w:pPr>
@@ -3935,8 +4055,17 @@
                 <w:color w:val="000000" w:themeColor="text1"/>
                 <w:sz w:val="22"/>
               </w:rPr>
+              <w:t xml:space="preserve"/>
+            </w:r>
+            <w:proofErr w:type="spellStart"/>
+            <w:r>
+              <w:rPr>
+                <w:color w:val="000000" w:themeColor="text1"/>
+                <w:sz w:val="22"/>
+              </w:rPr>
               <w:t/>
             </w:r>
+            <w:proofErr w:type="spellEnd"/>
             <w:r>
               <w:rPr>
                 <w:color w:val="000000" w:themeColor="text1"/>
@@ -3981,6 +4110,7 @@
               </w:rPr>
               <w:t>${tgl_sidang}</w:t>
             </w:r>
+            <w:proofErr w:type="spellStart"/>
             <w:r>
               <w:rPr>
                 <w:color w:val="000000" w:themeColor="text1"/>
@@ -3988,13 +4118,30 @@
               </w:rPr>
               <w:t/>
             </w:r>
+            <w:proofErr w:type="spellEnd"/>
             <w:r>
               <w:rPr>
                 <w:color w:val="000000" w:themeColor="text1"/>
                 <w:sz w:val="22"/>
               </w:rPr>
+              <w:t xml:space="preserve"/>
+            </w:r>
+            <w:proofErr w:type="spellStart"/>
+            <w:r>
+              <w:rPr>
+                <w:color w:val="000000" w:themeColor="text1"/>
+                <w:sz w:val="22"/>
+              </w:rPr>
               <w:t/>
             </w:r>
+            <w:proofErr w:type="spellEnd"/>
+            <w:r>
+              <w:rPr>
+                <w:color w:val="000000" w:themeColor="text1"/>
+                <w:sz w:val="22"/>
+              </w:rPr>
+              <w:t/>
+            </w:r>
           </w:p>
           <w:p>
             <w:pPr>
@@ -4004,6 +4151,7 @@
                 <w:sz w:val="22"/>
               </w:rPr>
             </w:pPr>
+            <w:proofErr w:type="spellStart"/>
             <w:r>
               <w:rPr>
                 <w:color w:val="000000" w:themeColor="text1"/>
@@ -4011,6 +4159,7 @@
               </w:rPr>
               <w:t>Ketua</w:t>
             </w:r>
+            <w:proofErr w:type="spellEnd"/>
             <w:r>
               <w:rPr>
                 <w:color w:val="000000" w:themeColor="text1"/>
@@ -4019,12 +4168,21 @@
               </w:rPr>
               <w:t xml:space="preserve"> </w:t>
             </w:r>
+            <w:proofErr w:type="spellStart"/>
             <w:r>
               <w:rPr>
                 <w:color w:val="000000" w:themeColor="text1"/>
                 <w:sz w:val="22"/>
               </w:rPr>
-              <w:t>Sidang,</w:t>
+              <w:t>Sidang</w:t>
+            </w:r>
+            <w:proofErr w:type="spellEnd"/>
+            <w:r>
+              <w:rPr>
+                <w:color w:val="000000" w:themeColor="text1"/>
+                <w:sz w:val="22"/>
+              </w:rPr>
+              <w:t>,</w:t>
             </w:r>
           </w:p>
           <w:p>
@@ -4142,6 +4300,15 @@
               </w:rPr>
               <w:t>${nip_ketua_sidang}</w:t>
             </w:r>
+            <w:r>
+              <w:rPr>
+                <w:color w:val="000000" w:themeColor="text1"/>
+                <w:lang w:val="fi-FI"/>
+              </w:rPr>
+              <w:t/>
+            </w:r>
+            <w:bookmarkStart w:id="0" w:name="_GoBack"/>
+            <w:bookmarkEnd w:id="0"/>
             <w:r>
               <w:rPr>
                 <w:color w:val="000000" w:themeColor="text1"/>
@@ -4175,7 +4342,7 @@
 </file>
 
 <file path=word/endnotes.xml><?xml version="1.0" encoding="utf-8"?>
-<w:endnotes xmlns:wpc="http://schemas.microsoft.com/office/word/2010/wordprocessingCanvas" xmlns:cx="http://schemas.microsoft.com/office/drawing/2014/chartex" xmlns:cx1="http://schemas.microsoft.com/office/drawing/2015/9/8/chartex" xmlns:cx2="http://schemas.microsoft.com/office/drawing/2015/10/21/chartex" xmlns:cx3="http://schemas.microsoft.com/office/drawing/2016/5/9/chartex" xmlns:cx4="http://schemas.microsoft.com/office/drawing/2016/5/10/chartex" xmlns:cx5="http://schemas.microsoft.com/office/drawing/2016/5/11/chartex" xmlns:cx6="http://schemas.microsoft.com/office/drawing/2016/5/12/chartex" xmlns:cx7="http://schemas.microsoft.com/office/drawing/2016/5/13/chartex" xmlns:cx8="http://schemas.microsoft.com/office/drawing/2016/5/14/chartex" xmlns:mc="http://schemas.openxmlformats.org/markup-compatibility/2006" xmlns:aink="http://schemas.microsoft.com/office/drawing/2016/ink" xmlns:am3d="http://schemas.microsoft.com/office/drawing/2017/model3d" xmlns:o="urn:schemas-microsoft-com:office:office" xmlns:oel="http://schemas.microsoft.com/office/2019/extlst" xmlns:r="http://schemas.openxmlformats.org/officeDocument/2006/relationships" xmlns:m="http://schemas.openxmlformats.org/officeDocument/2006/math" xmlns:v="urn:schemas-microsoft-com:vml" xmlns:wp14="http://schemas.microsoft.com/office/word/2010/wordprocessingDrawing" xmlns:wp="http://schemas.openxmlformats.org/drawingml/2006/wordprocessingDrawing" xmlns:w10="urn:schemas-microsoft-com:office:word" xmlns:w="http://schemas.openxmlformats.org/wordprocessingml/2006/main" xmlns:w14="http://schemas.microsoft.com/office/word/2010/wordml" xmlns:w15="http://schemas.microsoft.com/office/word/2012/wordml" xmlns:w16cex="http://schemas.microsoft.com/office/word/2018/wordml/cex" xmlns:w16cid="http://schemas.microsoft.com/office/word/2016/wordml/cid" xmlns:w16="http://schemas.microsoft.com/office/word/2018/wordml" xmlns:w16du="http://schemas.microsoft.com/office/word/2023/wordml/word16du" xmlns:w16sdtdh="http://schemas.microsoft.com/office/word/2020/wordml/sdtdatahash" xmlns:w16sdtfl="http://schemas.microsoft.com/office/word/2024/wordml/sdtformatlock" xmlns:w16se="http://schemas.microsoft.com/office/word/2015/wordml/symex" xmlns:wpg="http://schemas.microsoft.com/office/word/2010/wordprocessingGroup" xmlns:wpi="http://schemas.microsoft.com/office/word/2010/wordprocessingInk" xmlns:wne="http://schemas.microsoft.com/office/word/2006/wordml" xmlns:wps="http://schemas.microsoft.com/office/word/2010/wordprocessingShape" mc:Ignorable="w14 w15 w16se w16cid w16 w16cex w16sdtdh w16sdtfl w16du wp14">
+<w:endnotes xmlns:wpc="http://schemas.microsoft.com/office/word/2010/wordprocessingCanvas" xmlns:cx="http://schemas.microsoft.com/office/drawing/2014/chartex" xmlns:mc="http://schemas.openxmlformats.org/markup-compatibility/2006" xmlns:o="urn:schemas-microsoft-com:office:office" xmlns:r="http://schemas.openxmlformats.org/officeDocument/2006/relationships" xmlns:m="http://schemas.openxmlformats.org/officeDocument/2006/math" xmlns:v="urn:schemas-microsoft-com:vml" xmlns:wp14="http://schemas.microsoft.com/office/word/2010/wordprocessingDrawing" xmlns:wp="http://schemas.openxmlformats.org/drawingml/2006/wordprocessingDrawing" xmlns:w10="urn:schemas-microsoft-com:office:word" xmlns:w="http://schemas.openxmlformats.org/wordprocessingml/2006/main" xmlns:w14="http://schemas.microsoft.com/office/word/2010/wordml" xmlns:w15="http://schemas.microsoft.com/office/word/2012/wordml" xmlns:w16se="http://schemas.microsoft.com/office/word/2015/wordml/symex" xmlns:wpg="http://schemas.microsoft.com/office/word/2010/wordprocessingGroup" xmlns:wpi="http://schemas.microsoft.com/office/word/2010/wordprocessingInk" xmlns:wne="http://schemas.microsoft.com/office/word/2006/wordml" xmlns:wps="http://schemas.microsoft.com/office/word/2010/wordprocessingShape" mc:Ignorable="w14 w15 w16se wp14">
   <w:endnote w:type="separator" w:id="-1">
     <w:p>
       <w:r>
@@ -4194,7 +4361,7 @@
 </file>
 
 <file path=word/footer1.xml><?xml version="1.0" encoding="utf-8"?>
-<w:ftr xmlns:wpc="http://schemas.microsoft.com/office/word/2010/wordprocessingCanvas" xmlns:cx="http://schemas.microsoft.com/office/drawing/2014/chartex" xmlns:cx1="http://schemas.microsoft.com/office/drawing/2015/9/8/chartex" xmlns:cx2="http://schemas.microsoft.com/office/drawing/2015/10/21/chartex" xmlns:cx3="http://schemas.microsoft.com/office/drawing/2016/5/9/chartex" xmlns:cx4="http://schemas.microsoft.com/office/drawing/2016/5/10/chartex" xmlns:cx5="http://schemas.microsoft.com/office/drawing/2016/5/11/chartex" xmlns:cx6="http://schemas.microsoft.com/office/drawing/2016/5/12/chartex" xmlns:cx7="http://schemas.microsoft.com/office/drawing/2016/5/13/chartex" xmlns:cx8="http://schemas.microsoft.com/office/drawing/2016/5/14/chartex" xmlns:mc="http://schemas.openxmlformats.org/markup-compatibility/2006" xmlns:aink="http://schemas.microsoft.com/office/drawing/2016/ink" xmlns:am3d="http://schemas.microsoft.com/office/drawing/2017/model3d" xmlns:o="urn:schemas-microsoft-com:office:office" xmlns:oel="http://schemas.microsoft.com/office/2019/extlst" xmlns:r="http://schemas.openxmlformats.org/officeDocument/2006/relationships" xmlns:m="http://schemas.openxmlformats.org/officeDocument/2006/math" xmlns:v="urn:schemas-microsoft-com:vml" xmlns:wp14="http://schemas.microsoft.com/office/word/2010/wordprocessingDrawing" xmlns:wp="http://schemas.openxmlformats.org/drawingml/2006/wordprocessingDrawing" xmlns:w10="urn:schemas-microsoft-com:office:word" xmlns:w="http://schemas.openxmlformats.org/wordprocessingml/2006/main" xmlns:w14="http://schemas.microsoft.com/office/word/2010/wordml" xmlns:w15="http://schemas.microsoft.com/office/word/2012/wordml" xmlns:w16cex="http://schemas.microsoft.com/office/word/2018/wordml/cex" xmlns:w16cid="http://schemas.microsoft.com/office/word/2016/wordml/cid" xmlns:w16="http://schemas.microsoft.com/office/word/2018/wordml" xmlns:w16du="http://schemas.microsoft.com/office/word/2023/wordml/word16du" xmlns:w16sdtdh="http://schemas.microsoft.com/office/word/2020/wordml/sdtdatahash" xmlns:w16sdtfl="http://schemas.microsoft.com/office/word/2024/wordml/sdtformatlock" xmlns:w16se="http://schemas.microsoft.com/office/word/2015/wordml/symex" xmlns:wpg="http://schemas.microsoft.com/office/word/2010/wordprocessingGroup" xmlns:wpi="http://schemas.microsoft.com/office/word/2010/wordprocessingInk" xmlns:wne="http://schemas.microsoft.com/office/word/2006/wordml" xmlns:wps="http://schemas.microsoft.com/office/word/2010/wordprocessingShape" mc:Ignorable="w14 w15 w16se w16cid w16 w16cex w16sdtdh w16sdtfl w16du wp14">
+<w:ftr xmlns:wpc="http://schemas.microsoft.com/office/word/2010/wordprocessingCanvas" xmlns:cx="http://schemas.microsoft.com/office/drawing/2014/chartex" xmlns:mc="http://schemas.openxmlformats.org/markup-compatibility/2006" xmlns:o="urn:schemas-microsoft-com:office:office" xmlns:r="http://schemas.openxmlformats.org/officeDocument/2006/relationships" xmlns:m="http://schemas.openxmlformats.org/officeDocument/2006/math" xmlns:v="urn:schemas-microsoft-com:vml" xmlns:wp14="http://schemas.microsoft.com/office/word/2010/wordprocessingDrawing" xmlns:wp="http://schemas.openxmlformats.org/drawingml/2006/wordprocessingDrawing" xmlns:w10="urn:schemas-microsoft-com:office:word" xmlns:w="http://schemas.openxmlformats.org/wordprocessingml/2006/main" xmlns:w14="http://schemas.microsoft.com/office/word/2010/wordml" xmlns:w15="http://schemas.microsoft.com/office/word/2012/wordml" xmlns:w16se="http://schemas.microsoft.com/office/word/2015/wordml/symex" xmlns:wpg="http://schemas.microsoft.com/office/word/2010/wordprocessingGroup" xmlns:wpi="http://schemas.microsoft.com/office/word/2010/wordprocessingInk" xmlns:wne="http://schemas.microsoft.com/office/word/2006/wordml" xmlns:wps="http://schemas.microsoft.com/office/word/2010/wordprocessingShape" mc:Ignorable="w14 w15 w16se wp14">
   <w:p>
     <w:pPr>
       <w:pStyle w:val="Footer"/>
@@ -4342,7 +4509,7 @@
             </wp:anchor>
           </w:drawing>
         </mc:Choice>
-        <mc:Fallback xmlns:w16cei="http://schemas.microsoft.com/office/word/2026/wordml/cei">
+        <mc:Fallback xmlns:w16cei="http://schemas.microsoft.com/office/word/2026/wordml/cei" xmlns:w16sdtfl="http://schemas.microsoft.com/office/word/2024/wordml/sdtformatlock" xmlns:w16sdtdh="http://schemas.microsoft.com/office/word/2020/wordml/sdtdatahash" xmlns:w16du="http://schemas.microsoft.com/office/word/2023/wordml/word16du" xmlns:w16="http://schemas.microsoft.com/office/word/2018/wordml" xmlns:w16cid="http://schemas.microsoft.com/office/word/2016/wordml/cid" xmlns:w16cex="http://schemas.microsoft.com/office/word/2018/wordml/cex" xmlns:oel="http://schemas.microsoft.com/office/2019/extlst" xmlns:am3d="http://schemas.microsoft.com/office/drawing/2017/model3d" xmlns:aink="http://schemas.microsoft.com/office/drawing/2016/ink" xmlns:cx8="http://schemas.microsoft.com/office/drawing/2016/5/14/chartex" xmlns:cx7="http://schemas.microsoft.com/office/drawing/2016/5/13/chartex" xmlns:cx6="http://schemas.microsoft.com/office/drawing/2016/5/12/chartex" xmlns:cx5="http://schemas.microsoft.com/office/drawing/2016/5/11/chartex" xmlns:cx4="http://schemas.microsoft.com/office/drawing/2016/5/10/chartex" xmlns:cx3="http://schemas.microsoft.com/office/drawing/2016/5/9/chartex" xmlns:cx2="http://schemas.microsoft.com/office/drawing/2015/10/21/chartex" xmlns:cx1="http://schemas.microsoft.com/office/drawing/2015/9/8/chartex">
           <w:pict>
             <v:line w14:anchorId="736FF723" id="Line 416" o:spid="_x0000_s1026" style="position:absolute;z-index:251666432;visibility:visible;mso-wrap-style:square;mso-width-percent:0;mso-height-percent:0;mso-wrap-distance-left:9pt;mso-wrap-distance-top:0;mso-wrap-distance-right:9pt;mso-wrap-distance-bottom:0;mso-position-horizontal:center;mso-position-horizontal-relative:margin;mso-position-vertical:absolute;mso-position-vertical-relative:text;mso-width-percent:0;mso-height-percent:0;mso-width-relative:page;mso-height-relative:page" from="0,-22.8pt" to="496.05pt,-22.8pt" o:gfxdata="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" strokecolor="#7f7f7f [1612]" strokeweight="1.5pt">
               <v:stroke joinstyle="miter"/>
@@ -4357,7 +4524,7 @@
 </file>
 
 <file path=word/footnotes.xml><?xml version="1.0" encoding="utf-8"?>
-<w:footnotes xmlns:wpc="http://schemas.microsoft.com/office/word/2010/wordprocessingCanvas" xmlns:cx="http://schemas.microsoft.com/office/drawing/2014/chartex" xmlns:cx1="http://schemas.microsoft.com/office/drawing/2015/9/8/chartex" xmlns:cx2="http://schemas.microsoft.com/office/drawing/2015/10/21/chartex" xmlns:cx3="http://schemas.microsoft.com/office/drawing/2016/5/9/chartex" xmlns:cx4="http://schemas.microsoft.com/office/drawing/2016/5/10/chartex" xmlns:cx5="http://schemas.microsoft.com/office/drawing/2016/5/11/chartex" xmlns:cx6="http://schemas.microsoft.com/office/drawing/2016/5/12/chartex" xmlns:cx7="http://schemas.microsoft.com/office/drawing/2016/5/13/chartex" xmlns:cx8="http://schemas.microsoft.com/office/drawing/2016/5/14/chartex" xmlns:mc="http://schemas.openxmlformats.org/markup-compatibility/2006" xmlns:aink="http://schemas.microsoft.com/office/drawing/2016/ink" xmlns:am3d="http://schemas.microsoft.com/office/drawing/2017/model3d" xmlns:o="urn:schemas-microsoft-com:office:office" xmlns:oel="http://schemas.microsoft.com/office/2019/extlst" xmlns:r="http://schemas.openxmlformats.org/officeDocument/2006/relationships" xmlns:m="http://schemas.openxmlformats.org/officeDocument/2006/math" xmlns:v="urn:schemas-microsoft-com:vml" xmlns:wp14="http://schemas.microsoft.com/office/word/2010/wordprocessingDrawing" xmlns:wp="http://schemas.openxmlformats.org/drawingml/2006/wordprocessingDrawing" xmlns:w10="urn:schemas-microsoft-com:office:word" xmlns:w="http://schemas.openxmlformats.org/wordprocessingml/2006/main" xmlns:w14="http://schemas.microsoft.com/office/word/2010/wordml" xmlns:w15="http://schemas.microsoft.com/office/word/2012/wordml" xmlns:w16cex="http://schemas.microsoft.com/office/word/2018/wordml/cex" xmlns:w16cid="http://schemas.microsoft.com/office/word/2016/wordml/cid" xmlns:w16="http://schemas.microsoft.com/office/word/2018/wordml" xmlns:w16du="http://schemas.microsoft.com/office/word/2023/wordml/word16du" xmlns:w16sdtdh="http://schemas.microsoft.com/office/word/2020/wordml/sdtdatahash" xmlns:w16sdtfl="http://schemas.microsoft.com/office/word/2024/wordml/sdtformatlock" xmlns:w16se="http://schemas.microsoft.com/office/word/2015/wordml/symex" xmlns:wpg="http://schemas.microsoft.com/office/word/2010/wordprocessingGroup" xmlns:wpi="http://schemas.microsoft.com/office/word/2010/wordprocessingInk" xmlns:wne="http://schemas.microsoft.com/office/word/2006/wordml" xmlns:wps="http://schemas.microsoft.com/office/word/2010/wordprocessingShape" mc:Ignorable="w14 w15 w16se w16cid w16 w16cex w16sdtdh w16sdtfl w16du wp14">
+<w:footnotes xmlns:wpc="http://schemas.microsoft.com/office/word/2010/wordprocessingCanvas" xmlns:cx="http://schemas.microsoft.com/office/drawing/2014/chartex" xmlns:mc="http://schemas.openxmlformats.org/markup-compatibility/2006" xmlns:o="urn:schemas-microsoft-com:office:office" xmlns:r="http://schemas.openxmlformats.org/officeDocument/2006/relationships" xmlns:m="http://schemas.openxmlformats.org/officeDocument/2006/math" xmlns:v="urn:schemas-microsoft-com:vml" xmlns:wp14="http://schemas.microsoft.com/office/word/2010/wordprocessingDrawing" xmlns:wp="http://schemas.openxmlformats.org/drawingml/2006/wordprocessingDrawing" xmlns:w10="urn:schemas-microsoft-com:office:word" xmlns:w="http://schemas.openxmlformats.org/wordprocessingml/2006/main" xmlns:w14="http://schemas.microsoft.com/office/word/2010/wordml" xmlns:w15="http://schemas.microsoft.com/office/word/2012/wordml" xmlns:w16se="http://schemas.microsoft.com/office/word/2015/wordml/symex" xmlns:wpg="http://schemas.microsoft.com/office/word/2010/wordprocessingGroup" xmlns:wpi="http://schemas.microsoft.com/office/word/2010/wordprocessingInk" xmlns:wne="http://schemas.microsoft.com/office/word/2006/wordml" xmlns:wps="http://schemas.microsoft.com/office/word/2010/wordprocessingShape" mc:Ignorable="w14 w15 w16se wp14">
   <w:footnote w:type="separator" w:id="-1">
     <w:p>
       <w:r>
@@ -4376,7 +4543,7 @@
 </file>
 
 <file path=word/header1.xml><?xml version="1.0" encoding="utf-8"?>
-<w:hdr xmlns:wpc="http://schemas.microsoft.com/office/word/2010/wordprocessingCanvas" xmlns:cx="http://schemas.microsoft.com/office/drawing/2014/chartex" xmlns:cx1="http://schemas.microsoft.com/office/drawing/2015/9/8/chartex" xmlns:cx2="http://schemas.microsoft.com/office/drawing/2015/10/21/chartex" xmlns:cx3="http://schemas.microsoft.com/office/drawing/2016/5/9/chartex" xmlns:cx4="http://schemas.microsoft.com/office/drawing/2016/5/10/chartex" xmlns:cx5="http://schemas.microsoft.com/office/drawing/2016/5/11/chartex" xmlns:cx6="http://schemas.microsoft.com/office/drawing/2016/5/12/chartex" xmlns:cx7="http://schemas.microsoft.com/office/drawing/2016/5/13/chartex" xmlns:cx8="http://schemas.microsoft.com/office/drawing/2016/5/14/chartex" xmlns:mc="http://schemas.openxmlformats.org/markup-compatibility/2006" xmlns:aink="http://schemas.microsoft.com/office/drawing/2016/ink" xmlns:am3d="http://schemas.microsoft.com/office/drawing/2017/model3d" xmlns:o="urn:schemas-microsoft-com:office:office" xmlns:oel="http://schemas.microsoft.com/office/2019/extlst" xmlns:r="http://schemas.openxmlformats.org/officeDocument/2006/relationships" xmlns:m="http://schemas.openxmlformats.org/officeDocument/2006/math" xmlns:v="urn:schemas-microsoft-com:vml" xmlns:wp14="http://schemas.microsoft.com/office/word/2010/wordprocessingDrawing" xmlns:wp="http://schemas.openxmlformats.org/drawingml/2006/wordprocessingDrawing" xmlns:w10="urn:schemas-microsoft-com:office:word" xmlns:w="http://schemas.openxmlformats.org/wordprocessingml/2006/main" xmlns:w14="http://schemas.microsoft.com/office/word/2010/wordml" xmlns:w15="http://schemas.microsoft.com/office/word/2012/wordml" xmlns:w16cex="http://schemas.microsoft.com/office/word/2018/wordml/cex" xmlns:w16cid="http://schemas.microsoft.com/office/word/2016/wordml/cid" xmlns:w16="http://schemas.microsoft.com/office/word/2018/wordml" xmlns:w16du="http://schemas.microsoft.com/office/word/2023/wordml/word16du" xmlns:w16sdtdh="http://schemas.microsoft.com/office/word/2020/wordml/sdtdatahash" xmlns:w16sdtfl="http://schemas.microsoft.com/office/word/2024/wordml/sdtformatlock" xmlns:w16se="http://schemas.microsoft.com/office/word/2015/wordml/symex" xmlns:wpg="http://schemas.microsoft.com/office/word/2010/wordprocessingGroup" xmlns:wpi="http://schemas.microsoft.com/office/word/2010/wordprocessingInk" xmlns:wne="http://schemas.microsoft.com/office/word/2006/wordml" xmlns:wps="http://schemas.microsoft.com/office/word/2010/wordprocessingShape" mc:Ignorable="w14 w15 w16se w16cid w16 w16cex w16sdtdh w16sdtfl w16du wp14">
+<w:hdr xmlns:wpc="http://schemas.microsoft.com/office/word/2010/wordprocessingCanvas" xmlns:cx="http://schemas.microsoft.com/office/drawing/2014/chartex" xmlns:mc="http://schemas.openxmlformats.org/markup-compatibility/2006" xmlns:o="urn:schemas-microsoft-com:office:office" xmlns:r="http://schemas.openxmlformats.org/officeDocument/2006/relationships" xmlns:m="http://schemas.openxmlformats.org/officeDocument/2006/math" xmlns:v="urn:schemas-microsoft-com:vml" xmlns:wp14="http://schemas.microsoft.com/office/word/2010/wordprocessingDrawing" xmlns:wp="http://schemas.openxmlformats.org/drawingml/2006/wordprocessingDrawing" xmlns:w10="urn:schemas-microsoft-com:office:word" xmlns:w="http://schemas.openxmlformats.org/wordprocessingml/2006/main" xmlns:w14="http://schemas.microsoft.com/office/word/2010/wordml" xmlns:w15="http://schemas.microsoft.com/office/word/2012/wordml" xmlns:w16se="http://schemas.microsoft.com/office/word/2015/wordml/symex" xmlns:wpg="http://schemas.microsoft.com/office/word/2010/wordprocessingGroup" xmlns:wpi="http://schemas.microsoft.com/office/word/2010/wordprocessingInk" xmlns:wne="http://schemas.microsoft.com/office/word/2006/wordml" xmlns:wps="http://schemas.microsoft.com/office/word/2010/wordprocessingShape" mc:Ignorable="w14 w15 w16se wp14">
   <w:tbl>
     <w:tblPr>
       <w:tblW w:w="9957" w:type="dxa"/>
@@ -4666,7 +4833,7 @@
             </wp:anchor>
           </w:drawing>
         </mc:Choice>
-        <mc:Fallback xmlns:w16cei="http://schemas.microsoft.com/office/word/2026/wordml/cei">
+        <mc:Fallback xmlns:w16cei="http://schemas.microsoft.com/office/word/2026/wordml/cei" xmlns:w16sdtfl="http://schemas.microsoft.com/office/word/2024/wordml/sdtformatlock" xmlns:w16sdtdh="http://schemas.microsoft.com/office/word/2020/wordml/sdtdatahash" xmlns:w16du="http://schemas.microsoft.com/office/word/2023/wordml/word16du" xmlns:w16="http://schemas.microsoft.com/office/word/2018/wordml" xmlns:w16cid="http://schemas.microsoft.com/office/word/2016/wordml/cid" xmlns:w16cex="http://schemas.microsoft.com/office/word/2018/wordml/cex" xmlns:oel="http://schemas.microsoft.com/office/2019/extlst" xmlns:am3d="http://schemas.microsoft.com/office/drawing/2017/model3d" xmlns:aink="http://schemas.microsoft.com/office/drawing/2016/ink" xmlns:cx8="http://schemas.microsoft.com/office/drawing/2016/5/14/chartex" xmlns:cx7="http://schemas.microsoft.com/office/drawing/2016/5/13/chartex" xmlns:cx6="http://schemas.microsoft.com/office/drawing/2016/5/12/chartex" xmlns:cx5="http://schemas.microsoft.com/office/drawing/2016/5/11/chartex" xmlns:cx4="http://schemas.microsoft.com/office/drawing/2016/5/10/chartex" xmlns:cx3="http://schemas.microsoft.com/office/drawing/2016/5/9/chartex" xmlns:cx2="http://schemas.microsoft.com/office/drawing/2015/10/21/chartex" xmlns:cx1="http://schemas.microsoft.com/office/drawing/2015/9/8/chartex">
           <w:pict>
             <v:line w14:anchorId="1F9328B4" id="Line 416" o:spid="_x0000_s1026" style="position:absolute;z-index:251664384;visibility:visible;mso-wrap-style:square;mso-width-percent:0;mso-height-percent:0;mso-wrap-distance-left:9pt;mso-wrap-distance-top:0;mso-wrap-distance-right:9pt;mso-wrap-distance-bottom:0;mso-position-horizontal:absolute;mso-position-horizontal-relative:margin;mso-position-vertical:absolute;mso-position-vertical-relative:text;mso-width-percent:0;mso-height-percent:0;mso-width-relative:page;mso-height-relative:page" from="-24.1pt,2.65pt" to="471.95pt,2.65pt" o:gfxdata="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" strokeweight="3.75pt">
               <v:stroke linestyle="thinThick"/>
@@ -4681,7 +4848,7 @@
 </file>
 
 <file path=word/styles.xml><?xml version="1.0" encoding="utf-8"?>
-<w:styles xmlns:mc="http://schemas.openxmlformats.org/markup-compatibility/2006" xmlns:r="http://schemas.openxmlformats.org/officeDocument/2006/relationships" xmlns:w="http://schemas.openxmlformats.org/wordprocessingml/2006/main" xmlns:w14="http://schemas.microsoft.com/office/word/2010/wordml" xmlns:w15="http://schemas.microsoft.com/office/word/2012/wordml" xmlns:w16cex="http://schemas.microsoft.com/office/word/2018/wordml/cex" xmlns:w16cid="http://schemas.microsoft.com/office/word/2016/wordml/cid" xmlns:w16="http://schemas.microsoft.com/office/word/2018/wordml" xmlns:w16du="http://schemas.microsoft.com/office/word/2023/wordml/word16du" xmlns:w16sdtdh="http://schemas.microsoft.com/office/word/2020/wordml/sdtdatahash" xmlns:w16sdtfl="http://schemas.microsoft.com/office/word/2024/wordml/sdtformatlock" xmlns:w16se="http://schemas.microsoft.com/office/word/2015/wordml/symex" mc:Ignorable="w14 w15 w16se w16cid w16 w16cex w16sdtdh w16sdtfl w16du">
+<w:styles xmlns:mc="http://schemas.openxmlformats.org/markup-compatibility/2006" xmlns:r="http://schemas.openxmlformats.org/officeDocument/2006/relationships" xmlns:w="http://schemas.openxmlformats.org/wordprocessingml/2006/main" xmlns:w14="http://schemas.microsoft.com/office/word/2010/wordml" xmlns:w15="http://schemas.microsoft.com/office/word/2012/wordml" xmlns:w16se="http://schemas.microsoft.com/office/word/2015/wordml/symex" mc:Ignorable="w14 w15 w16se">
   <w:docDefaults>
     <w:rPrDefault>
       <w:rPr>
@@ -4697,7 +4864,7 @@
       </w:pPr>
     </w:pPrDefault>
   </w:docDefaults>
-  <w:latentStyles w:defLockedState="0" w:defUIPriority="99" w:defSemiHidden="0" w:defUnhideWhenUsed="0" w:defQFormat="0" w:count="376">
+  <w:latentStyles w:defLockedState="0" w:defUIPriority="99" w:defSemiHidden="0" w:defUnhideWhenUsed="0" w:defQFormat="0" w:count="371">
     <w:lsdException w:name="Normal" w:uiPriority="0" w:qFormat="1"/>
     <w:lsdException w:name="heading 1" w:uiPriority="9" w:qFormat="1"/>
     <w:lsdException w:name="heading 2" w:semiHidden="1" w:uiPriority="9" w:unhideWhenUsed="1" w:qFormat="1"/>
@@ -5069,11 +5236,6 @@
     <w:lsdException w:name="List Table 5 Dark Accent 6" w:uiPriority="50"/>
     <w:lsdException w:name="List Table 6 Colorful Accent 6" w:uiPriority="51"/>
     <w:lsdException w:name="List Table 7 Colorful Accent 6" w:uiPriority="52"/>
-    <w:lsdException w:name="Mention" w:semiHidden="1" w:unhideWhenUsed="1"/>
-    <w:lsdException w:name="Smart Hyperlink" w:semiHidden="1" w:unhideWhenUsed="1"/>
-    <w:lsdException w:name="Hashtag" w:semiHidden="1" w:unhideWhenUsed="1"/>
-    <w:lsdException w:name="Unresolved Mention" w:semiHidden="1" w:unhideWhenUsed="1"/>
-    <w:lsdException w:name="Smart Link" w:semiHidden="1" w:unhideWhenUsed="1"/>
   </w:latentStyles>
   <w:style w:type="paragraph" w:default="1" w:styleId="Normal">
     <w:name w:val="Normal"/>
